--- a/Documentatie.docx
+++ b/Documentatie.docx
@@ -6,8 +6,13 @@
       <w:pPr>
         <w:pStyle w:val="Titel"/>
       </w:pPr>
-      <w:r>
-        <w:t>Pirate Adventures: Documentatie</w:t>
+      <w:proofErr w:type="spellStart"/>
+      <w:r>
+        <w:t>Pirate</w:t>
+      </w:r>
+      <w:proofErr w:type="spellEnd"/>
+      <w:r>
+        <w:t xml:space="preserve"> Adventures: Documentatie</w:t>
       </w:r>
     </w:p>
     <w:p>
@@ -26,16 +31,34 @@
         <w:t xml:space="preserve">Toepassing van </w:t>
       </w:r>
       <w:r>
-        <w:t>SOLID principles</w:t>
-      </w:r>
+        <w:t xml:space="preserve">SOLID </w:t>
+      </w:r>
+      <w:proofErr w:type="spellStart"/>
+      <w:r>
+        <w:t>principles</w:t>
+      </w:r>
+      <w:proofErr w:type="spellEnd"/>
     </w:p>
     <w:p>
       <w:pPr>
         <w:pStyle w:val="Kop2"/>
       </w:pPr>
       <w:r>
-        <w:t>Single Responsibility Principle</w:t>
-      </w:r>
+        <w:t xml:space="preserve">Single </w:t>
+      </w:r>
+      <w:proofErr w:type="spellStart"/>
+      <w:r>
+        <w:t>Responsibility</w:t>
+      </w:r>
+      <w:proofErr w:type="spellEnd"/>
+      <w:r>
+        <w:t xml:space="preserve"> </w:t>
+      </w:r>
+      <w:proofErr w:type="spellStart"/>
+      <w:r>
+        <w:t>Principle</w:t>
+      </w:r>
+      <w:proofErr w:type="spellEnd"/>
     </w:p>
     <w:p>
       <w:r>
@@ -87,7 +110,15 @@
     </w:p>
     <w:p>
       <w:r>
-        <w:t>In de GameScene class maak ik gebruik van meerdere verschillende Managers om de verschillende elementen in het spel te updaten en/of op het scherm te tekenen.</w:t>
+        <w:t xml:space="preserve">In de </w:t>
+      </w:r>
+      <w:proofErr w:type="spellStart"/>
+      <w:r>
+        <w:t>GameScene</w:t>
+      </w:r>
+      <w:proofErr w:type="spellEnd"/>
+      <w:r>
+        <w:t xml:space="preserve"> class maak ik gebruik van meerdere verschillende Managers om de verschillende elementen in het spel te updaten en/of op het scherm te tekenen.</w:t>
       </w:r>
     </w:p>
     <w:p>
@@ -99,10 +130,20 @@
       <w:pPr>
         <w:pStyle w:val="Kop2"/>
       </w:pPr>
+      <w:proofErr w:type="gramStart"/>
       <w:r>
         <w:lastRenderedPageBreak/>
-        <w:t>Open / Closed Principle</w:t>
-      </w:r>
+        <w:t>Open /</w:t>
+      </w:r>
+      <w:proofErr w:type="gramEnd"/>
+      <w:r>
+        <w:t xml:space="preserve"> Closed </w:t>
+      </w:r>
+      <w:proofErr w:type="spellStart"/>
+      <w:r>
+        <w:t>Principle</w:t>
+      </w:r>
+      <w:proofErr w:type="spellEnd"/>
     </w:p>
     <w:p>
       <w:r>
@@ -184,10 +225,34 @@
     </w:p>
     <w:p>
       <w:r>
-        <w:t xml:space="preserve">Met een GameObjectInputManager class die een lijst bevat </w:t>
-      </w:r>
-      <w:r>
-        <w:t>van IInputReader interfaces, kan ik makkelijk een nieuw game object bestuurbaar maken met dezelfde of andere controls als een ander game object.</w:t>
+        <w:t xml:space="preserve">Met een </w:t>
+      </w:r>
+      <w:proofErr w:type="spellStart"/>
+      <w:r>
+        <w:t>GameObjectInputManager</w:t>
+      </w:r>
+      <w:proofErr w:type="spellEnd"/>
+      <w:r>
+        <w:t xml:space="preserve"> class die een lijst bevat </w:t>
+      </w:r>
+      <w:r>
+        <w:t xml:space="preserve">van </w:t>
+      </w:r>
+      <w:proofErr w:type="spellStart"/>
+      <w:r>
+        <w:t>IInputReader</w:t>
+      </w:r>
+      <w:proofErr w:type="spellEnd"/>
+      <w:r>
+        <w:t xml:space="preserve"> interfaces, kan ik makkelijk een nieuw game object bestuurbaar maken met dezelfde of andere </w:t>
+      </w:r>
+      <w:proofErr w:type="spellStart"/>
+      <w:r>
+        <w:t>controls</w:t>
+      </w:r>
+      <w:proofErr w:type="spellEnd"/>
+      <w:r>
+        <w:t xml:space="preserve"> als een ander game object.</w:t>
       </w:r>
     </w:p>
     <w:p>
@@ -199,10 +264,28 @@
       <w:pPr>
         <w:pStyle w:val="Kop2"/>
       </w:pPr>
+      <w:proofErr w:type="spellStart"/>
       <w:r>
         <w:lastRenderedPageBreak/>
-        <w:t>Liskov Substitution Principle</w:t>
-      </w:r>
+        <w:t>Liskov</w:t>
+      </w:r>
+      <w:proofErr w:type="spellEnd"/>
+      <w:r>
+        <w:t xml:space="preserve"> </w:t>
+      </w:r>
+      <w:proofErr w:type="spellStart"/>
+      <w:r>
+        <w:t>Substitution</w:t>
+      </w:r>
+      <w:proofErr w:type="spellEnd"/>
+      <w:r>
+        <w:t xml:space="preserve"> </w:t>
+      </w:r>
+      <w:proofErr w:type="spellStart"/>
+      <w:r>
+        <w:t>Principle</w:t>
+      </w:r>
+      <w:proofErr w:type="spellEnd"/>
     </w:p>
     <w:p>
       <w:r>
@@ -284,7 +367,23 @@
     </w:p>
     <w:p>
       <w:r>
-        <w:t>Doordat ik gebruik maak van de abstracte klasse “Scene”, kan ik makkelijk een nieuw soort Scene maken, zoals een cut scene, en deze weergeven in de applicatie met de ChangeScene(Scene) methode in de Core klasse.</w:t>
+        <w:t xml:space="preserve">Doordat ik gebruik maak van de abstracte klasse “Scene”, kan ik makkelijk een nieuw soort Scene maken, zoals een cut scene, en deze weergeven in de applicatie met de </w:t>
+      </w:r>
+      <w:proofErr w:type="spellStart"/>
+      <w:r>
+        <w:t>ChangeScene</w:t>
+      </w:r>
+      <w:proofErr w:type="spellEnd"/>
+      <w:r>
+        <w:t xml:space="preserve">(Scene) methode in de </w:t>
+      </w:r>
+      <w:proofErr w:type="spellStart"/>
+      <w:r>
+        <w:t>Core</w:t>
+      </w:r>
+      <w:proofErr w:type="spellEnd"/>
+      <w:r>
+        <w:t xml:space="preserve"> klasse.</w:t>
       </w:r>
     </w:p>
     <w:p>
@@ -298,8 +397,21 @@
       </w:pPr>
       <w:r>
         <w:lastRenderedPageBreak/>
-        <w:t>Interface Segregation Principle</w:t>
-      </w:r>
+        <w:t xml:space="preserve">Interface </w:t>
+      </w:r>
+      <w:proofErr w:type="spellStart"/>
+      <w:r>
+        <w:t>Segregation</w:t>
+      </w:r>
+      <w:proofErr w:type="spellEnd"/>
+      <w:r>
+        <w:t xml:space="preserve"> </w:t>
+      </w:r>
+      <w:proofErr w:type="spellStart"/>
+      <w:r>
+        <w:t>Principle</w:t>
+      </w:r>
+      <w:proofErr w:type="spellEnd"/>
     </w:p>
     <w:p>
       <w:r>
@@ -345,11 +457,51 @@
         <w:t xml:space="preserve">Door de verschillende interfaces die ik heb, kan ik klassen </w:t>
       </w:r>
       <w:r>
-        <w:t>de functionaliteiten geven die ze nodig hebben. Zo implementeert mijn Hero bijvoorbeeld de IKillable interface, welke methodes bevat die te maken hebben met health. Ook implementeert de Hero klasse de IMovable interface, welke methodes bevat die het object laten bewegen.</w:t>
+        <w:t xml:space="preserve">de functionaliteiten geven die ze nodig hebben. Zo implementeert mijn Hero bijvoorbeeld de </w:t>
+      </w:r>
+      <w:proofErr w:type="spellStart"/>
+      <w:r>
+        <w:t>IKillable</w:t>
+      </w:r>
+      <w:proofErr w:type="spellEnd"/>
+      <w:r>
+        <w:t xml:space="preserve"> interface, welke methodes bevat die te maken hebben met health. Ook implementeert de Hero klasse de </w:t>
+      </w:r>
+      <w:proofErr w:type="spellStart"/>
+      <w:r>
+        <w:t>IMovable</w:t>
+      </w:r>
+      <w:proofErr w:type="spellEnd"/>
+      <w:r>
+        <w:t xml:space="preserve"> interface, welke methodes bevat die het object laten bewegen.</w:t>
       </w:r>
       <w:r>
         <w:br/>
-        <w:t>Gelijkaardig implementeert de Bullet klasse ook de IMovable interface, maar deze implementeert dan weer niet de IKillable interface.</w:t>
+        <w:t xml:space="preserve">Gelijkaardig implementeert de </w:t>
+      </w:r>
+      <w:proofErr w:type="spellStart"/>
+      <w:r>
+        <w:t>Bullet</w:t>
+      </w:r>
+      <w:proofErr w:type="spellEnd"/>
+      <w:r>
+        <w:t xml:space="preserve"> klasse ook de </w:t>
+      </w:r>
+      <w:proofErr w:type="spellStart"/>
+      <w:r>
+        <w:t>IMovable</w:t>
+      </w:r>
+      <w:proofErr w:type="spellEnd"/>
+      <w:r>
+        <w:t xml:space="preserve"> interface, maar deze implementeert dan weer niet de </w:t>
+      </w:r>
+      <w:proofErr w:type="spellStart"/>
+      <w:r>
+        <w:t>IKillable</w:t>
+      </w:r>
+      <w:proofErr w:type="spellEnd"/>
+      <w:r>
+        <w:t xml:space="preserve"> interface.</w:t>
       </w:r>
     </w:p>
     <w:p>
@@ -361,10 +513,28 @@
       <w:pPr>
         <w:pStyle w:val="Kop2"/>
       </w:pPr>
+      <w:proofErr w:type="spellStart"/>
       <w:r>
         <w:lastRenderedPageBreak/>
-        <w:t>Dependency Inversion Principle</w:t>
-      </w:r>
+        <w:t>Dependency</w:t>
+      </w:r>
+      <w:proofErr w:type="spellEnd"/>
+      <w:r>
+        <w:t xml:space="preserve"> </w:t>
+      </w:r>
+      <w:proofErr w:type="spellStart"/>
+      <w:r>
+        <w:t>Inversion</w:t>
+      </w:r>
+      <w:proofErr w:type="spellEnd"/>
+      <w:r>
+        <w:t xml:space="preserve"> </w:t>
+      </w:r>
+      <w:proofErr w:type="spellStart"/>
+      <w:r>
+        <w:t>Principle</w:t>
+      </w:r>
+      <w:proofErr w:type="spellEnd"/>
     </w:p>
     <w:p>
       <w:r>
@@ -407,7 +577,52 @@
     </w:p>
     <w:p>
       <w:r>
-        <w:t>In de IInputReader klassen wordt telkens een InputSettings object verwacht waarin de key binds staan.</w:t>
+        <w:t xml:space="preserve">In de </w:t>
+      </w:r>
+      <w:proofErr w:type="spellStart"/>
+      <w:r>
+        <w:t>IInputReader</w:t>
+      </w:r>
+      <w:proofErr w:type="spellEnd"/>
+      <w:r>
+        <w:t xml:space="preserve"> klassen wordt telkens een </w:t>
+      </w:r>
+      <w:proofErr w:type="spellStart"/>
+      <w:r>
+        <w:t>InputSettings</w:t>
+      </w:r>
+      <w:proofErr w:type="spellEnd"/>
+      <w:r>
+        <w:t xml:space="preserve"> object verwacht waarin de </w:t>
+      </w:r>
+      <w:proofErr w:type="spellStart"/>
+      <w:r>
+        <w:t>key</w:t>
+      </w:r>
+      <w:proofErr w:type="spellEnd"/>
+      <w:r>
+        <w:t xml:space="preserve"> </w:t>
+      </w:r>
+      <w:proofErr w:type="spellStart"/>
+      <w:r>
+        <w:t>binds</w:t>
+      </w:r>
+      <w:proofErr w:type="spellEnd"/>
+      <w:r>
+        <w:t xml:space="preserve"> staan.</w:t>
+      </w:r>
+    </w:p>
+    <w:p>
+      <w:pPr>
+        <w:rPr>
+          <w:rFonts w:asciiTheme="majorHAnsi" w:eastAsiaTheme="majorEastAsia" w:hAnsiTheme="majorHAnsi" w:cstheme="majorBidi"/>
+          <w:color w:val="0F4761" w:themeColor="accent1" w:themeShade="BF"/>
+          <w:sz w:val="40"/>
+          <w:szCs w:val="40"/>
+        </w:rPr>
+      </w:pPr>
+      <w:r>
+        <w:br w:type="page"/>
       </w:r>
     </w:p>
     <w:p>
@@ -415,16 +630,32 @@
         <w:pStyle w:val="Kop1"/>
       </w:pPr>
       <w:r>
-        <w:t>Design Patterns</w:t>
-      </w:r>
+        <w:lastRenderedPageBreak/>
+        <w:t xml:space="preserve">Design </w:t>
+      </w:r>
+      <w:proofErr w:type="spellStart"/>
+      <w:r>
+        <w:t>Patterns</w:t>
+      </w:r>
+      <w:proofErr w:type="spellEnd"/>
     </w:p>
     <w:p>
       <w:pPr>
         <w:pStyle w:val="Kop2"/>
       </w:pPr>
-      <w:r>
-        <w:t>Factory pattern</w:t>
-      </w:r>
+      <w:proofErr w:type="spellStart"/>
+      <w:r>
+        <w:t>Factory</w:t>
+      </w:r>
+      <w:proofErr w:type="spellEnd"/>
+      <w:r>
+        <w:t xml:space="preserve"> </w:t>
+      </w:r>
+      <w:proofErr w:type="spellStart"/>
+      <w:r>
+        <w:t>pattern</w:t>
+      </w:r>
+      <w:proofErr w:type="spellEnd"/>
     </w:p>
     <w:p>
       <w:r>
@@ -467,10 +698,26 @@
     </w:p>
     <w:p>
       <w:r>
-        <w:t xml:space="preserve">Ik maak gebruik van meerdere game object factories </w:t>
-      </w:r>
-      <w:r>
-        <w:t xml:space="preserve">die overerven van deze IGameObjectFactory interface </w:t>
+        <w:t xml:space="preserve">Ik maak gebruik van meerdere game object </w:t>
+      </w:r>
+      <w:proofErr w:type="spellStart"/>
+      <w:r>
+        <w:t>factories</w:t>
+      </w:r>
+      <w:proofErr w:type="spellEnd"/>
+      <w:r>
+        <w:t xml:space="preserve"> </w:t>
+      </w:r>
+      <w:r>
+        <w:t xml:space="preserve">die overerven van deze </w:t>
+      </w:r>
+      <w:proofErr w:type="spellStart"/>
+      <w:r>
+        <w:t>IGameObjectFactory</w:t>
+      </w:r>
+      <w:proofErr w:type="spellEnd"/>
+      <w:r>
+        <w:t xml:space="preserve"> interface </w:t>
       </w:r>
       <w:r>
         <w:t>om aan het begin van het spel bij het laden van de map de verschillende game objecten aan te maken.</w:t>
@@ -487,8 +734,13 @@
       </w:pPr>
       <w:r>
         <w:lastRenderedPageBreak/>
-        <w:t>Singleton pattern</w:t>
-      </w:r>
+        <w:t xml:space="preserve">Singleton </w:t>
+      </w:r>
+      <w:proofErr w:type="spellStart"/>
+      <w:r>
+        <w:t>pattern</w:t>
+      </w:r>
+      <w:proofErr w:type="spellEnd"/>
     </w:p>
     <w:p>
       <w:r>
@@ -531,11 +783,43 @@
     </w:p>
     <w:p>
       <w:r>
-        <w:t>Onder andere de LevelManager is een singleton klasse zodat alle Scene klassen gemakkelijk weten welk level er geladen moet worden.</w:t>
+        <w:t xml:space="preserve">Onder andere de </w:t>
+      </w:r>
+      <w:proofErr w:type="spellStart"/>
+      <w:r>
+        <w:t>LevelManager</w:t>
+      </w:r>
+      <w:proofErr w:type="spellEnd"/>
+      <w:r>
+        <w:t xml:space="preserve"> is een singleton klasse zodat alle Scene klassen gemakkelijk weten welk level er geladen moet worden.</w:t>
       </w:r>
       <w:r>
         <w:br/>
-        <w:t>Verder is er ook een SoundManager singleton klasse en een TextureManager singleton klasse om voor de functies rond respectievelijk muziek en textures te zorgen.</w:t>
+        <w:t xml:space="preserve">Verder is er ook een </w:t>
+      </w:r>
+      <w:proofErr w:type="spellStart"/>
+      <w:r>
+        <w:t>SoundManager</w:t>
+      </w:r>
+      <w:proofErr w:type="spellEnd"/>
+      <w:r>
+        <w:t xml:space="preserve"> singleton klasse en een </w:t>
+      </w:r>
+      <w:proofErr w:type="spellStart"/>
+      <w:r>
+        <w:t>TextureManager</w:t>
+      </w:r>
+      <w:proofErr w:type="spellEnd"/>
+      <w:r>
+        <w:t xml:space="preserve"> singleton klasse om voor de functies rond respectievelijk muziek en </w:t>
+      </w:r>
+      <w:proofErr w:type="spellStart"/>
+      <w:r>
+        <w:t>textures</w:t>
+      </w:r>
+      <w:proofErr w:type="spellEnd"/>
+      <w:r>
+        <w:t xml:space="preserve"> te zorgen.</w:t>
       </w:r>
     </w:p>
     <w:p>
@@ -547,10 +831,20 @@
       <w:pPr>
         <w:pStyle w:val="Kop2"/>
       </w:pPr>
+      <w:proofErr w:type="spellStart"/>
       <w:r>
         <w:lastRenderedPageBreak/>
-        <w:t>Strategy pattern</w:t>
-      </w:r>
+        <w:t>Strategy</w:t>
+      </w:r>
+      <w:proofErr w:type="spellEnd"/>
+      <w:r>
+        <w:t xml:space="preserve"> </w:t>
+      </w:r>
+      <w:proofErr w:type="spellStart"/>
+      <w:r>
+        <w:t>pattern</w:t>
+      </w:r>
+      <w:proofErr w:type="spellEnd"/>
     </w:p>
     <w:p>
       <w:r>
@@ -593,7 +887,47 @@
     </w:p>
     <w:p>
       <w:r>
-        <w:t>Met de IInputReader interface en de GameObjectInputManager die een lijst met InputReaders bevat en update, kan ik kiezen welke klasse die deze interface implementeerd aan welk game object gekoppeld wordt. Zo kan ik bepalen welke controls elk game object heeft.</w:t>
+        <w:t xml:space="preserve">Met de </w:t>
+      </w:r>
+      <w:proofErr w:type="spellStart"/>
+      <w:r>
+        <w:t>IInputReader</w:t>
+      </w:r>
+      <w:proofErr w:type="spellEnd"/>
+      <w:r>
+        <w:t xml:space="preserve"> interface en de </w:t>
+      </w:r>
+      <w:proofErr w:type="spellStart"/>
+      <w:r>
+        <w:t>GameObjectInputManager</w:t>
+      </w:r>
+      <w:proofErr w:type="spellEnd"/>
+      <w:r>
+        <w:t xml:space="preserve"> die een lijst met </w:t>
+      </w:r>
+      <w:proofErr w:type="spellStart"/>
+      <w:r>
+        <w:t>InputReaders</w:t>
+      </w:r>
+      <w:proofErr w:type="spellEnd"/>
+      <w:r>
+        <w:t xml:space="preserve"> bevat en update, kan ik kiezen welke klasse die deze interface </w:t>
+      </w:r>
+      <w:proofErr w:type="spellStart"/>
+      <w:r>
+        <w:t>implementeerd</w:t>
+      </w:r>
+      <w:proofErr w:type="spellEnd"/>
+      <w:r>
+        <w:t xml:space="preserve"> aan welk game object gekoppeld wordt. Zo kan ik bepalen welke </w:t>
+      </w:r>
+      <w:proofErr w:type="spellStart"/>
+      <w:r>
+        <w:t>controls</w:t>
+      </w:r>
+      <w:proofErr w:type="spellEnd"/>
+      <w:r>
+        <w:t xml:space="preserve"> elk game object heeft.</w:t>
       </w:r>
     </w:p>
     <w:p/>
@@ -607,10 +941,20 @@
       <w:pPr>
         <w:pStyle w:val="Kop2"/>
       </w:pPr>
+      <w:proofErr w:type="spellStart"/>
       <w:r>
         <w:lastRenderedPageBreak/>
-        <w:t>Command pattern</w:t>
-      </w:r>
+        <w:t>Command</w:t>
+      </w:r>
+      <w:proofErr w:type="spellEnd"/>
+      <w:r>
+        <w:t xml:space="preserve"> </w:t>
+      </w:r>
+      <w:proofErr w:type="spellStart"/>
+      <w:r>
+        <w:t>pattern</w:t>
+      </w:r>
+      <w:proofErr w:type="spellEnd"/>
     </w:p>
     <w:p>
       <w:r>
@@ -692,7 +1036,39 @@
     </w:p>
     <w:p>
       <w:r>
-        <w:t>Ik gebruik commands in mijn GameObjectInputManager om input uit te voeren op de klassen. Als de Attack knop wordt ingedrukt, dan zal in het game object de Attack functie worden uitegevoerd via de AttackCommand klasse.</w:t>
+        <w:t xml:space="preserve">Ik gebruik </w:t>
+      </w:r>
+      <w:proofErr w:type="spellStart"/>
+      <w:r>
+        <w:t>commands</w:t>
+      </w:r>
+      <w:proofErr w:type="spellEnd"/>
+      <w:r>
+        <w:t xml:space="preserve"> in mijn </w:t>
+      </w:r>
+      <w:proofErr w:type="spellStart"/>
+      <w:r>
+        <w:t>GameObjectInputManager</w:t>
+      </w:r>
+      <w:proofErr w:type="spellEnd"/>
+      <w:r>
+        <w:t xml:space="preserve"> om input uit te voeren op de klassen. Als de Attack knop wordt ingedrukt, dan zal in het game object de Attack functie worden </w:t>
+      </w:r>
+      <w:proofErr w:type="spellStart"/>
+      <w:r>
+        <w:t>uitegevoerd</w:t>
+      </w:r>
+      <w:proofErr w:type="spellEnd"/>
+      <w:r>
+        <w:t xml:space="preserve"> via de </w:t>
+      </w:r>
+      <w:proofErr w:type="spellStart"/>
+      <w:r>
+        <w:t>AttackCommand</w:t>
+      </w:r>
+      <w:proofErr w:type="spellEnd"/>
+      <w:r>
+        <w:t xml:space="preserve"> klasse.</w:t>
       </w:r>
     </w:p>
     <w:sectPr>
